--- a/BubbleFish - Planning/Legal/2026.03.25 - BubbleFish-Master-Build-Plan-V_4-BUILDREADY-2-Comet.docx
+++ b/BubbleFish - Planning/Legal/2026.03.25 - BubbleFish-Master-Build-Plan-V_4-BUILDREADY-2-Comet.docx
@@ -17,7 +17,7 @@
           <w:szCs w:val="24"/>
         </w:rPr>
         <w:pict w14:anchorId="1FFDD056">
-          <v:rect id="_x0000_i1079" style="width:0;height:1.5pt" o:hralign="center" o:hrstd="t" o:hr="t" fillcolor="#a0a0a0" stroked="f"/>
+          <v:rect id="_x0000_i1025" style="width:0;height:1.5pt" o:hralign="center" o:hrstd="t" o:hr="t" fillcolor="#a0a0a0" stroked="f"/>
         </w:pict>
       </w:r>
     </w:p>
@@ -2104,7 +2104,7 @@
           <w:szCs w:val="24"/>
         </w:rPr>
         <w:pict w14:anchorId="672E3374">
-          <v:rect id="_x0000_i1080" style="width:0;height:1.5pt" o:hralign="center" o:hrstd="t" o:hr="t" fillcolor="#a0a0a0" stroked="f"/>
+          <v:rect id="_x0000_i1026" style="width:0;height:1.5pt" o:hralign="center" o:hrstd="t" o:hr="t" fillcolor="#a0a0a0" stroked="f"/>
         </w:pict>
       </w:r>
     </w:p>
@@ -8711,7 +8711,7 @@
           <w:szCs w:val="24"/>
         </w:rPr>
         <w:pict w14:anchorId="7278DC87">
-          <v:rect id="_x0000_i1081" style="width:0;height:1.5pt" o:hralign="center" o:hrstd="t" o:hr="t" fillcolor="#a0a0a0" stroked="f"/>
+          <v:rect id="_x0000_i1027" style="width:0;height:1.5pt" o:hralign="center" o:hrstd="t" o:hr="t" fillcolor="#a0a0a0" stroked="f"/>
         </w:pict>
       </w:r>
     </w:p>
@@ -11815,7 +11815,7 @@
           <w:szCs w:val="24"/>
         </w:rPr>
         <w:pict w14:anchorId="21B11CC2">
-          <v:rect id="_x0000_i1082" style="width:0;height:1.5pt" o:hralign="center" o:hrstd="t" o:hr="t" fillcolor="#a0a0a0" stroked="f"/>
+          <v:rect id="_x0000_i1028" style="width:0;height:1.5pt" o:hralign="center" o:hrstd="t" o:hr="t" fillcolor="#a0a0a0" stroked="f"/>
         </w:pict>
       </w:r>
     </w:p>
@@ -16129,7 +16129,7 @@
           <w:szCs w:val="24"/>
         </w:rPr>
         <w:pict w14:anchorId="22A8FFBE">
-          <v:rect id="_x0000_i1083" style="width:0;height:1.5pt" o:hralign="center" o:hrstd="t" o:hr="t" fillcolor="#a0a0a0" stroked="f"/>
+          <v:rect id="_x0000_i1029" style="width:0;height:1.5pt" o:hralign="center" o:hrstd="t" o:hr="t" fillcolor="#a0a0a0" stroked="f"/>
         </w:pict>
       </w:r>
     </w:p>
@@ -19359,7 +19359,7 @@
           <w:szCs w:val="24"/>
         </w:rPr>
         <w:pict w14:anchorId="4867D784">
-          <v:rect id="_x0000_i1084" style="width:0;height:1.5pt" o:hralign="center" o:hrstd="t" o:hr="t" fillcolor="#a0a0a0" stroked="f"/>
+          <v:rect id="_x0000_i1030" style="width:0;height:1.5pt" o:hralign="center" o:hrstd="t" o:hr="t" fillcolor="#a0a0a0" stroked="f"/>
         </w:pict>
       </w:r>
     </w:p>
@@ -21796,7 +21796,7 @@
           <w:szCs w:val="24"/>
         </w:rPr>
         <w:pict w14:anchorId="52C3C555">
-          <v:rect id="_x0000_i1085" style="width:0;height:1.5pt" o:hralign="center" o:hrstd="t" o:hr="t" fillcolor="#a0a0a0" stroked="f"/>
+          <v:rect id="_x0000_i1031" style="width:0;height:1.5pt" o:hralign="center" o:hrstd="t" o:hr="t" fillcolor="#a0a0a0" stroked="f"/>
         </w:pict>
       </w:r>
     </w:p>
@@ -23504,7 +23504,7 @@
           <w:szCs w:val="24"/>
         </w:rPr>
         <w:pict w14:anchorId="3B763AAD">
-          <v:rect id="_x0000_i1086" style="width:0;height:1.5pt" o:hralign="center" o:hrstd="t" o:hr="t" fillcolor="#a0a0a0" stroked="f"/>
+          <v:rect id="_x0000_i1032" style="width:0;height:1.5pt" o:hralign="center" o:hrstd="t" o:hr="t" fillcolor="#a0a0a0" stroked="f"/>
         </w:pict>
       </w:r>
     </w:p>
@@ -27470,7 +27470,7 @@
           <w:szCs w:val="24"/>
         </w:rPr>
         <w:pict w14:anchorId="41B5CECC">
-          <v:rect id="_x0000_i1087" style="width:0;height:1.5pt" o:hralign="center" o:hrstd="t" o:hr="t" fillcolor="#a0a0a0" stroked="f"/>
+          <v:rect id="_x0000_i1033" style="width:0;height:1.5pt" o:hralign="center" o:hrstd="t" o:hr="t" fillcolor="#a0a0a0" stroked="f"/>
         </w:pict>
       </w:r>
     </w:p>
@@ -28580,7 +28580,7 @@
           <w:szCs w:val="24"/>
         </w:rPr>
         <w:pict w14:anchorId="76CB3AAD">
-          <v:rect id="_x0000_i1088" style="width:0;height:1.5pt" o:hralign="center" o:hrstd="t" o:hr="t" fillcolor="#a0a0a0" stroked="f"/>
+          <v:rect id="_x0000_i1034" style="width:0;height:1.5pt" o:hralign="center" o:hrstd="t" o:hr="t" fillcolor="#a0a0a0" stroked="f"/>
         </w:pict>
       </w:r>
     </w:p>
@@ -28805,6 +28805,47 @@
         <w:szCs w:val="16"/>
       </w:rPr>
       <w:t xml:space="preserve">  March 2026</w:t>
+    </w:r>
+    <w:r>
+      <w:rPr>
+        <w:color w:val="666666"/>
+        <w:sz w:val="16"/>
+        <w:szCs w:val="16"/>
+      </w:rPr>
+      <w:tab/>
+    </w:r>
+    <w:r>
+      <w:rPr>
+        <w:color w:val="666666"/>
+        <w:sz w:val="16"/>
+        <w:szCs w:val="16"/>
+      </w:rPr>
+      <w:tab/>
+    </w:r>
+    <w:r>
+      <w:rPr>
+        <w:color w:val="666666"/>
+        <w:sz w:val="16"/>
+        <w:szCs w:val="16"/>
+      </w:rPr>
+      <w:tab/>
+    </w:r>
+    <w:r>
+      <w:rPr>
+        <w:color w:val="666666"/>
+        <w:sz w:val="16"/>
+        <w:szCs w:val="16"/>
+      </w:rPr>
+      <w:tab/>
+      <w:t xml:space="preserve">   </w:t>
+    </w:r>
+    <w:r>
+      <w:rPr>
+        <w:color w:val="666666"/>
+        <w:sz w:val="16"/>
+        <w:szCs w:val="16"/>
+      </w:rPr>
+      <w:t>© 2026 Shawn Sammartano. All rights reserved.</w:t>
     </w:r>
   </w:p>
 </w:hdr>
